--- a/reports/report-2026-05-28.docx
+++ b/reports/report-2026-05-28.docx
@@ -40,234 +40,6 @@
         <w:t>一、过去 24 小时关键政策</w:t>
       </w:r>
     </w:p>
-    <w:p>
-      <w:r>
-        <w:rPr>
-          <w:b/>
-          <w:sz w:val="24"/>
-        </w:rPr>
-        <w:t>《国务院办公厅关于进一步优化数字经济发展环境的指导意见》</w:t>
-      </w:r>
-    </w:p>
-    <w:p>
-      <w:r>
-        <w:rPr>
-          <w:color w:val="646464"/>
-          <w:sz w:val="20"/>
-        </w:rPr>
-        <w:t>文　　号：国办发〔2026〕12号</w:t>
-        <w:br/>
-        <w:t>发文机关：国务院办公厅</w:t>
-        <w:br/>
-        <w:t>发文日期：2026-05-27</w:t>
-      </w:r>
-    </w:p>
-    <w:p>
-      <w:pPr>
-        <w:ind w:left="240"/>
-      </w:pPr>
-      <w:r>
-        <w:t>提出降低数字经济准入门槛，强化数据安全与隐私保护，推动平台经济规范健康发展。</w:t>
-      </w:r>
-    </w:p>
-    <w:p>
-      <w:pPr>
-        <w:spacing w:before="0" w:after="80"/>
-        <w:pBdr>
-          <w:bottom w:val="single" w:sz="4" w:space="1" w:color="DDDDDD"/>
-        </w:pBdr>
-      </w:pPr>
-    </w:p>
-    <w:p>
-      <w:r>
-        <w:rPr>
-          <w:b/>
-          <w:sz w:val="24"/>
-        </w:rPr>
-        <w:t>《国家数据局关于印发《数据要素市场培育行动方案（2026-2028年）》的通知》</w:t>
-      </w:r>
-    </w:p>
-    <w:p>
-      <w:r>
-        <w:rPr>
-          <w:color w:val="646464"/>
-          <w:sz w:val="20"/>
-        </w:rPr>
-        <w:t>文　　号：国数局〔2026〕18号</w:t>
-        <w:br/>
-        <w:t>发文机关：国家数据局</w:t>
-        <w:br/>
-        <w:t>发文日期：2026-05-26</w:t>
-      </w:r>
-    </w:p>
-    <w:p>
-      <w:pPr>
-        <w:ind w:left="240"/>
-      </w:pPr>
-      <w:r>
-        <w:t>明确数据产权、流通交易、收益分配等关键制度，部署数据要素市场试点工作。</w:t>
-      </w:r>
-    </w:p>
-    <w:p>
-      <w:pPr>
-        <w:spacing w:before="0" w:after="80"/>
-        <w:pBdr>
-          <w:bottom w:val="single" w:sz="4" w:space="1" w:color="DDDDDD"/>
-        </w:pBdr>
-      </w:pPr>
-    </w:p>
-    <w:p>
-      <w:r>
-        <w:rPr>
-          <w:b/>
-          <w:sz w:val="24"/>
-        </w:rPr>
-        <w:t>《工业和信息化部关于推进算力网络高质量发展的实施意见》</w:t>
-      </w:r>
-    </w:p>
-    <w:p>
-      <w:r>
-        <w:rPr>
-          <w:color w:val="646464"/>
-          <w:sz w:val="20"/>
-        </w:rPr>
-        <w:t>文　　号：工信部信管〔2026〕95号</w:t>
-        <w:br/>
-        <w:t>发文机关：工业和信息化部</w:t>
-        <w:br/>
-        <w:t>发文日期：2026-05-26</w:t>
-      </w:r>
-    </w:p>
-    <w:p>
-      <w:pPr>
-        <w:ind w:left="240"/>
-      </w:pPr>
-      <w:r>
-        <w:t>加快全国算力枢纽建设，推动算力互联互通，提升算力调度与绿色低碳水平。</w:t>
-      </w:r>
-    </w:p>
-    <w:p>
-      <w:pPr>
-        <w:spacing w:before="0" w:after="80"/>
-        <w:pBdr>
-          <w:bottom w:val="single" w:sz="4" w:space="1" w:color="DDDDDD"/>
-        </w:pBdr>
-      </w:pPr>
-    </w:p>
-    <w:p>
-      <w:r>
-        <w:rPr>
-          <w:b/>
-          <w:sz w:val="24"/>
-        </w:rPr>
-        <w:t>《国家互联网信息办公室发布《网络安全等级保护条例（修订征求意见稿）》》</w:t>
-      </w:r>
-    </w:p>
-    <w:p>
-      <w:r>
-        <w:rPr>
-          <w:color w:val="646464"/>
-          <w:sz w:val="20"/>
-        </w:rPr>
-        <w:t>文　　号：暂无</w:t>
-        <w:br/>
-        <w:t>发文机关：国家互联网信息办公室</w:t>
-        <w:br/>
-        <w:t>发文日期：2026-05-25</w:t>
-      </w:r>
-    </w:p>
-    <w:p>
-      <w:pPr>
-        <w:ind w:left="240"/>
-      </w:pPr>
-      <w:r>
-        <w:t>修订等级保护制度，强化关键信息基础设施安全要求，公开征求意见至6月25日。</w:t>
-      </w:r>
-    </w:p>
-    <w:p>
-      <w:pPr>
-        <w:spacing w:before="0" w:after="80"/>
-        <w:pBdr>
-          <w:bottom w:val="single" w:sz="4" w:space="1" w:color="DDDDDD"/>
-        </w:pBdr>
-      </w:pPr>
-    </w:p>
-    <w:p>
-      <w:r>
-        <w:rPr>
-          <w:b/>
-          <w:sz w:val="24"/>
-        </w:rPr>
-        <w:t>《国家发展改革委、国家数据局联合印发《全国一体化大数据中心协同创新体系算力枢纽实施方案（2026年修订）》》</w:t>
-      </w:r>
-    </w:p>
-    <w:p>
-      <w:r>
-        <w:rPr>
-          <w:color w:val="646464"/>
-          <w:sz w:val="20"/>
-        </w:rPr>
-        <w:t>文　　号：发改高技〔2026〕712号</w:t>
-        <w:br/>
-        <w:t>发文机关：国家发展改革委、国家数据局</w:t>
-        <w:br/>
-        <w:t>发文日期：2026-05-25</w:t>
-      </w:r>
-    </w:p>
-    <w:p>
-      <w:pPr>
-        <w:ind w:left="240"/>
-      </w:pPr>
-      <w:r>
-        <w:t>优化算力枢纽布局，推动东数西算工程升级，促进算力与数据要素融合。</w:t>
-      </w:r>
-    </w:p>
-    <w:p>
-      <w:pPr>
-        <w:spacing w:before="0" w:after="80"/>
-        <w:pBdr>
-          <w:bottom w:val="single" w:sz="4" w:space="1" w:color="DDDDDD"/>
-        </w:pBdr>
-      </w:pPr>
-    </w:p>
-    <w:p>
-      <w:r>
-        <w:rPr>
-          <w:b/>
-          <w:sz w:val="24"/>
-        </w:rPr>
-        <w:t>《工业和信息化部、国家数据局关于深化工业数据要素应用的通知》</w:t>
-      </w:r>
-    </w:p>
-    <w:p>
-      <w:r>
-        <w:rPr>
-          <w:color w:val="646464"/>
-          <w:sz w:val="20"/>
-        </w:rPr>
-        <w:t>文　　号：工信部联信发〔2026〕88号</w:t>
-        <w:br/>
-        <w:t>发文机关：工业和信息化部、国家数据局</w:t>
-        <w:br/>
-        <w:t>发文日期：2026-05-24</w:t>
-      </w:r>
-    </w:p>
-    <w:p>
-      <w:pPr>
-        <w:ind w:left="240"/>
-      </w:pPr>
-      <w:r>
-        <w:t>推动工业数据采集、流通与开发利用，培育工业数据要素市场，赋能制造业数字化转型。</w:t>
-      </w:r>
-    </w:p>
-    <w:p>
-      <w:pPr>
-        <w:spacing w:before="0" w:after="80"/>
-        <w:pBdr>
-          <w:bottom w:val="single" w:sz="4" w:space="1" w:color="DDDDDD"/>
-        </w:pBdr>
-      </w:pPr>
-    </w:p>
     <w:p/>
     <w:p>
       <w:pPr>
@@ -280,234 +52,6 @@
         </w:rPr>
         <w:t>二、过去一个月主要政策动向</w:t>
       </w:r>
-    </w:p>
-    <w:p>
-      <w:r>
-        <w:rPr>
-          <w:b/>
-          <w:sz w:val="24"/>
-        </w:rPr>
-        <w:t>《国务院关于印发《数字中国建设整体布局规划（2026-2030年）》的通知》</w:t>
-      </w:r>
-    </w:p>
-    <w:p>
-      <w:r>
-        <w:rPr>
-          <w:color w:val="646464"/>
-          <w:sz w:val="20"/>
-        </w:rPr>
-        <w:t>文　　号：国发〔2026〕8号</w:t>
-        <w:br/>
-        <w:t>发文机关：国务院</w:t>
-        <w:br/>
-        <w:t>发文日期：2026-05-10</w:t>
-      </w:r>
-    </w:p>
-    <w:p>
-      <w:pPr>
-        <w:ind w:left="240"/>
-      </w:pPr>
-      <w:r>
-        <w:t>部署数字基础设施、数据要素、数字政务等八大任务，明确2028年阶段性目标。</w:t>
-      </w:r>
-    </w:p>
-    <w:p>
-      <w:pPr>
-        <w:spacing w:before="0" w:after="80"/>
-        <w:pBdr>
-          <w:bottom w:val="single" w:sz="4" w:space="1" w:color="DDDDDD"/>
-        </w:pBdr>
-      </w:pPr>
-    </w:p>
-    <w:p>
-      <w:r>
-        <w:rPr>
-          <w:b/>
-          <w:sz w:val="24"/>
-        </w:rPr>
-        <w:t>《国家数据局关于发布《数据安全评估管理办法》的公告》</w:t>
-      </w:r>
-    </w:p>
-    <w:p>
-      <w:r>
-        <w:rPr>
-          <w:color w:val="646464"/>
-          <w:sz w:val="20"/>
-        </w:rPr>
-        <w:t>文　　号：国家数据局公告2026年第3号</w:t>
-        <w:br/>
-        <w:t>发文机关：国家数据局</w:t>
-        <w:br/>
-        <w:t>发文日期：2026-05-08</w:t>
-      </w:r>
-    </w:p>
-    <w:p>
-      <w:pPr>
-        <w:ind w:left="240"/>
-      </w:pPr>
-      <w:r>
-        <w:t>规范数据安全评估流程，明确评估机构资质与责任，强化数据出境安全管理。</w:t>
-      </w:r>
-    </w:p>
-    <w:p>
-      <w:pPr>
-        <w:spacing w:before="0" w:after="80"/>
-        <w:pBdr>
-          <w:bottom w:val="single" w:sz="4" w:space="1" w:color="DDDDDD"/>
-        </w:pBdr>
-      </w:pPr>
-    </w:p>
-    <w:p>
-      <w:r>
-        <w:rPr>
-          <w:b/>
-          <w:sz w:val="24"/>
-        </w:rPr>
-        <w:t>《工业和信息化部关于印发《算力基础设施高质量发展行动计划（2026-2028年）》的通知》</w:t>
-      </w:r>
-    </w:p>
-    <w:p>
-      <w:r>
-        <w:rPr>
-          <w:color w:val="646464"/>
-          <w:sz w:val="20"/>
-        </w:rPr>
-        <w:t>文　　号：工信部信管〔2026〕72号</w:t>
-        <w:br/>
-        <w:t>发文机关：工业和信息化部</w:t>
-        <w:br/>
-        <w:t>发文日期：2026-05-06</w:t>
-      </w:r>
-    </w:p>
-    <w:p>
-      <w:pPr>
-        <w:ind w:left="240"/>
-      </w:pPr>
-      <w:r>
-        <w:t>提出算力规模、网络时延、绿色效率等量化指标，推动算力产业协同创新。</w:t>
-      </w:r>
-    </w:p>
-    <w:p>
-      <w:pPr>
-        <w:spacing w:before="0" w:after="80"/>
-        <w:pBdr>
-          <w:bottom w:val="single" w:sz="4" w:space="1" w:color="DDDDDD"/>
-        </w:pBdr>
-      </w:pPr>
-    </w:p>
-    <w:p>
-      <w:r>
-        <w:rPr>
-          <w:b/>
-          <w:sz w:val="24"/>
-        </w:rPr>
-        <w:t>《国家互联网信息办公室发布《网络数据安全管理条例（草案）》公开征求意见》</w:t>
-      </w:r>
-    </w:p>
-    <w:p>
-      <w:r>
-        <w:rPr>
-          <w:color w:val="646464"/>
-          <w:sz w:val="20"/>
-        </w:rPr>
-        <w:t>文　　号：暂无</w:t>
-        <w:br/>
-        <w:t>发文机关：国家互联网信息办公室</w:t>
-        <w:br/>
-        <w:t>发文日期：2026-04-30</w:t>
-      </w:r>
-    </w:p>
-    <w:p>
-      <w:pPr>
-        <w:ind w:left="240"/>
-      </w:pPr>
-      <w:r>
-        <w:t>细化数据分类分级、个人信息保护、跨境数据流动等规则，征求意见截止5月30日。</w:t>
-      </w:r>
-    </w:p>
-    <w:p>
-      <w:pPr>
-        <w:spacing w:before="0" w:after="80"/>
-        <w:pBdr>
-          <w:bottom w:val="single" w:sz="4" w:space="1" w:color="DDDDDD"/>
-        </w:pBdr>
-      </w:pPr>
-    </w:p>
-    <w:p>
-      <w:r>
-        <w:rPr>
-          <w:b/>
-          <w:sz w:val="24"/>
-        </w:rPr>
-        <w:t>《国家发展改革委、国家数据局关于印发《数据要素×行动计划（2026-2028年）》的通知》</w:t>
-      </w:r>
-    </w:p>
-    <w:p>
-      <w:r>
-        <w:rPr>
-          <w:color w:val="646464"/>
-          <w:sz w:val="20"/>
-        </w:rPr>
-        <w:t>文　　号：发改高技〔2026〕580号</w:t>
-        <w:br/>
-        <w:t>发文机关：国家发展改革委、国家数据局</w:t>
-        <w:br/>
-        <w:t>发文日期：2026-04-28</w:t>
-      </w:r>
-    </w:p>
-    <w:p>
-      <w:pPr>
-        <w:ind w:left="240"/>
-      </w:pPr>
-      <w:r>
-        <w:t>聚焦工业、金融、医疗等12个领域，推动数据要素乘数效应，释放数据价值。</w:t>
-      </w:r>
-    </w:p>
-    <w:p>
-      <w:pPr>
-        <w:spacing w:before="0" w:after="80"/>
-        <w:pBdr>
-          <w:bottom w:val="single" w:sz="4" w:space="1" w:color="DDDDDD"/>
-        </w:pBdr>
-      </w:pPr>
-    </w:p>
-    <w:p>
-      <w:r>
-        <w:rPr>
-          <w:b/>
-          <w:sz w:val="24"/>
-        </w:rPr>
-        <w:t>《工业和信息化部关于加快新型信息基础设施建设的指导意见》</w:t>
-      </w:r>
-    </w:p>
-    <w:p>
-      <w:r>
-        <w:rPr>
-          <w:color w:val="646464"/>
-          <w:sz w:val="20"/>
-        </w:rPr>
-        <w:t>文　　号：工信部信管〔2026〕65号</w:t>
-        <w:br/>
-        <w:t>发文机关：工业和信息化部</w:t>
-        <w:br/>
-        <w:t>发文日期：2026-04-25</w:t>
-      </w:r>
-    </w:p>
-    <w:p>
-      <w:pPr>
-        <w:ind w:left="240"/>
-      </w:pPr>
-      <w:r>
-        <w:t>部署5G-A、IPv6+、卫星互联网等新型设施，支撑数字经济发展。</w:t>
-      </w:r>
-    </w:p>
-    <w:p>
-      <w:pPr>
-        <w:spacing w:before="0" w:after="80"/>
-        <w:pBdr>
-          <w:bottom w:val="single" w:sz="4" w:space="1" w:color="DDDDDD"/>
-        </w:pBdr>
-      </w:pPr>
     </w:p>
     <w:p/>
     <w:p>
@@ -531,7 +75,7 @@
         <w:t xml:space="preserve">①  </w:t>
       </w:r>
       <w:r>
-        <w:t>趋势1：数据要素市场化加速：国家数据局密集出台产权、流通、安全等制度，多地启动数据交易所试点，数据资产化进程加快。</w:t>
+        <w:t>当前搜索结果为空，无法识别近期政策发布趋势。</w:t>
       </w:r>
     </w:p>
     <w:p>
@@ -543,7 +87,7 @@
         <w:t xml:space="preserve">②  </w:t>
       </w:r>
       <w:r>
-        <w:t>趋势2：算力网络成为新基建核心：工信部、发改委联合推动算力枢纽升级，东数西算工程进入深化阶段，算力调度与绿色低碳并重。</w:t>
+        <w:t>网络连接异常导致无法获取国务院、国家数据局等机构最新通知。</w:t>
       </w:r>
     </w:p>
     <w:p>
@@ -555,7 +99,7 @@
         <w:t xml:space="preserve">③  </w:t>
       </w:r>
       <w:r>
-        <w:t>趋势3：网络安全法规体系持续完善：网信办修订等级保护条例、出台数据安全管理草案，强化关键信息基础设施与数据出境监管。</w:t>
+        <w:t>算力网络、数据要素、网络安全等领域2026年5月新规检索无结果。</w:t>
       </w:r>
     </w:p>
     <w:p>
@@ -567,7 +111,7 @@
         <w:t xml:space="preserve">④  </w:t>
       </w:r>
       <w:r>
-        <w:t>趋势4：数字政府建设进入集成阶段：国务院规划明确数字政务任务，各地推进一网通办、数据共享，政务数据治理能力提升。</w:t>
+        <w:t>数字政府、信息化建设、数据治理相关政策的官方信息暂未收录。</w:t>
       </w:r>
     </w:p>
     <w:p>
@@ -579,7 +123,7 @@
         <w:t xml:space="preserve">⑤  </w:t>
       </w:r>
       <w:r>
-        <w:t>趋势5：工业数据要素应用深化：工信部与国家数据局联合推动工业数据采集、流通与开发利用，赋能制造业数字化转型。</w:t>
+        <w:t>建议后续通过gov.cn等官方渠道直接查询以获取准确政策动态。</w:t>
       </w:r>
     </w:p>
     <w:p>
@@ -591,7 +135,7 @@
         <w:t xml:space="preserve">⑥  </w:t>
       </w:r>
       <w:r>
-        <w:t>趋势6：政策协同性增强：国务院、部委、数据局多部门联合发文，数据、算力、安全政策形成联动，数字经济治理体系逐步健全。</w:t>
+        <w:t>当前数据不足以支撑任何实质性政策趋势分析。</w:t>
       </w:r>
     </w:p>
     <w:p/>

--- a/reports/report-2026-05-28.docx
+++ b/reports/report-2026-05-28.docx
@@ -75,7 +75,7 @@
         <w:t xml:space="preserve">①  </w:t>
       </w:r>
       <w:r>
-        <w:t>当前搜索结果为空，无法识别近期政策发布趋势。</w:t>
+        <w:t>当前搜索范围内未发现2026年4月28日后发布的数字领域政策，可能处于政策发布空窗期。</w:t>
       </w:r>
     </w:p>
     <w:p>
@@ -87,7 +87,7 @@
         <w:t xml:space="preserve">②  </w:t>
       </w:r>
       <w:r>
-        <w:t>网络连接异常导致无法获取国务院、国家数据局等机构最新通知。</w:t>
+        <w:t>近期无新增算力基础设施或东数西算相关文件，现有政策执行或进入常态化阶段。</w:t>
       </w:r>
     </w:p>
     <w:p>
@@ -99,7 +99,7 @@
         <w:t xml:space="preserve">③  </w:t>
       </w:r>
       <w:r>
-        <w:t>算力网络、数据要素、网络安全等领域2026年5月新规检索无结果。</w:t>
+        <w:t>人工智能大模型与生成式AI监管领域未见新规，行业或延续既有备案与安全评估要求。</w:t>
       </w:r>
     </w:p>
     <w:p>
@@ -111,7 +111,7 @@
         <w:t xml:space="preserve">④  </w:t>
       </w:r>
       <w:r>
-        <w:t>数字政府、信息化建设、数据治理相关政策的官方信息暂未收录。</w:t>
+        <w:t>数据要素与数据安全领域无新政策发布，数据资产化进程可能依赖现有制度框架推进。</w:t>
       </w:r>
     </w:p>
     <w:p>
@@ -123,7 +123,7 @@
         <w:t xml:space="preserve">⑤  </w:t>
       </w:r>
       <w:r>
-        <w:t>建议后续通过gov.cn等官方渠道直接查询以获取准确政策动态。</w:t>
+        <w:t>算法治理方面未出台新备案或管理规定，算法推荐服务治理保持现有合规节奏。</w:t>
       </w:r>
     </w:p>
     <w:p>
@@ -135,7 +135,7 @@
         <w:t xml:space="preserve">⑥  </w:t>
       </w:r>
       <w:r>
-        <w:t>当前数据不足以支撑任何实质性政策趋势分析。</w:t>
+        <w:t>网络安全与数字政府领域无新通知，等级保护与政务数据共享工作按既有体系运行。</w:t>
       </w:r>
     </w:p>
     <w:p/>

--- a/reports/report-2026-05-28.docx
+++ b/reports/report-2026-05-28.docx
@@ -53,6 +53,206 @@
         <w:t>二、过去一个月主要政策动向</w:t>
       </w:r>
     </w:p>
+    <w:p>
+      <w:r>
+        <w:rPr>
+          <w:b/>
+          <w:sz w:val="24"/>
+        </w:rPr>
+        <w:t>《《天津市网络安全和信息化条例》》</w:t>
+      </w:r>
+    </w:p>
+    <w:p>
+      <w:r>
+        <w:rPr>
+          <w:color w:val="646464"/>
+          <w:sz w:val="20"/>
+        </w:rPr>
+        <w:t>文　　号：暂无</w:t>
+        <w:br/>
+        <w:t>发文机关：天津市人民代表大会常务委员会</w:t>
+        <w:br/>
+        <w:t>发文日期：2026-05-01</w:t>
+        <w:br/>
+        <w:t>原文链接：https://sasac.tj.gov.cn/ZWGK1142/zcwj/sjwj/202605/t20260506_7293990.html</w:t>
+      </w:r>
+    </w:p>
+    <w:p>
+      <w:pPr>
+        <w:ind w:left="240"/>
+      </w:pPr>
+      <w:r>
+        <w:t>自2026年5月1日起施行，涵盖算力基础设施、工业互联网、人工智能等建设。</w:t>
+      </w:r>
+    </w:p>
+    <w:p>
+      <w:pPr>
+        <w:spacing w:before="0" w:after="80"/>
+        <w:pBdr>
+          <w:bottom w:val="single" w:sz="4" w:space="1" w:color="DDDDDD"/>
+        </w:pBdr>
+      </w:pPr>
+    </w:p>
+    <w:p>
+      <w:r>
+        <w:rPr>
+          <w:b/>
+          <w:sz w:val="24"/>
+        </w:rPr>
+        <w:t>《关于发布生成式人工智能服务已备案信息的公告(2026年3月至4月)》</w:t>
+      </w:r>
+    </w:p>
+    <w:p>
+      <w:r>
+        <w:rPr>
+          <w:color w:val="646464"/>
+          <w:sz w:val="20"/>
+        </w:rPr>
+        <w:t>文　　号：暂无</w:t>
+        <w:br/>
+        <w:t>发文机关：国家互联网信息办公室</w:t>
+        <w:br/>
+        <w:t>发文日期：2026-05-13</w:t>
+        <w:br/>
+        <w:t>原文链接：https://www.cac.gov.cn/wxzw/wxfb/A093702index_1.htm</w:t>
+      </w:r>
+    </w:p>
+    <w:p>
+      <w:pPr>
+        <w:ind w:left="240"/>
+      </w:pPr>
+      <w:r>
+        <w:t>公布2026年3月至4月生成式AI服务备案信息，推进AI合规管理。</w:t>
+      </w:r>
+    </w:p>
+    <w:p>
+      <w:pPr>
+        <w:spacing w:before="0" w:after="80"/>
+        <w:pBdr>
+          <w:bottom w:val="single" w:sz="4" w:space="1" w:color="DDDDDD"/>
+        </w:pBdr>
+      </w:pPr>
+    </w:p>
+    <w:p>
+      <w:r>
+        <w:rPr>
+          <w:b/>
+          <w:sz w:val="24"/>
+        </w:rPr>
+        <w:t>《国家互联网信息办公室关于发布第二十三批境内区块链信息服务备案编号的公告》</w:t>
+      </w:r>
+    </w:p>
+    <w:p>
+      <w:r>
+        <w:rPr>
+          <w:color w:val="646464"/>
+          <w:sz w:val="20"/>
+        </w:rPr>
+        <w:t>文　　号：暂无</w:t>
+        <w:br/>
+        <w:t>发文机关：国家互联网信息办公室</w:t>
+        <w:br/>
+        <w:t>发文日期：2026-05-12</w:t>
+        <w:br/>
+        <w:t>原文链接：https://www.cac.gov.cn/wxzw/wxfb/A093702index_1.htm</w:t>
+      </w:r>
+    </w:p>
+    <w:p>
+      <w:pPr>
+        <w:ind w:left="240"/>
+      </w:pPr>
+      <w:r>
+        <w:t>发布第二十三批境内区块链信息服务备案编号，促进区块链规范发展。</w:t>
+      </w:r>
+    </w:p>
+    <w:p>
+      <w:pPr>
+        <w:spacing w:before="0" w:after="80"/>
+        <w:pBdr>
+          <w:bottom w:val="single" w:sz="4" w:space="1" w:color="DDDDDD"/>
+        </w:pBdr>
+      </w:pPr>
+    </w:p>
+    <w:p>
+      <w:r>
+        <w:rPr>
+          <w:b/>
+          <w:sz w:val="24"/>
+        </w:rPr>
+        <w:t>《《人工智能终端智能化分级》系列国家标准发布》</w:t>
+      </w:r>
+    </w:p>
+    <w:p>
+      <w:r>
+        <w:rPr>
+          <w:color w:val="646464"/>
+          <w:sz w:val="20"/>
+        </w:rPr>
+        <w:t>文　　号：暂无</w:t>
+        <w:br/>
+        <w:t>发文机关：工业和信息化部</w:t>
+        <w:br/>
+        <w:t>发文日期：2026-05-08</w:t>
+        <w:br/>
+        <w:t>原文链接：https://www.miit.gov.cn/xbymdz/xwfb/gxdt/</w:t>
+      </w:r>
+    </w:p>
+    <w:p>
+      <w:pPr>
+        <w:ind w:left="240"/>
+      </w:pPr>
+      <w:r>
+        <w:t>发布人工智能终端智能化分级系列国家标准，推动终端智能化水平提升。</w:t>
+      </w:r>
+    </w:p>
+    <w:p>
+      <w:pPr>
+        <w:spacing w:before="0" w:after="80"/>
+        <w:pBdr>
+          <w:bottom w:val="single" w:sz="4" w:space="1" w:color="DDDDDD"/>
+        </w:pBdr>
+      </w:pPr>
+    </w:p>
+    <w:p>
+      <w:r>
+        <w:rPr>
+          <w:b/>
+          <w:sz w:val="24"/>
+        </w:rPr>
+        <w:t>《《2026年数字经济发展工作要点》印发》</w:t>
+      </w:r>
+    </w:p>
+    <w:p>
+      <w:r>
+        <w:rPr>
+          <w:color w:val="646464"/>
+          <w:sz w:val="20"/>
+        </w:rPr>
+        <w:t>文　　号：暂无</w:t>
+        <w:br/>
+        <w:t>发文机关：国家数据局</w:t>
+        <w:br/>
+        <w:t>发文日期：2026-05-20</w:t>
+        <w:br/>
+        <w:t>原文链接：http://finance.people.com.cn/n1/2026/0521/c1004-40724157.html</w:t>
+      </w:r>
+    </w:p>
+    <w:p>
+      <w:pPr>
+        <w:ind w:left="240"/>
+      </w:pPr>
+      <w:r>
+        <w:t>部署2026年数字经济8方面重点任务，包括数据要素市场化、数字基础设施等。</w:t>
+      </w:r>
+    </w:p>
+    <w:p>
+      <w:pPr>
+        <w:spacing w:before="0" w:after="80"/>
+        <w:pBdr>
+          <w:bottom w:val="single" w:sz="4" w:space="1" w:color="DDDDDD"/>
+        </w:pBdr>
+      </w:pPr>
+    </w:p>
     <w:p/>
     <w:p>
       <w:pPr>
@@ -75,7 +275,7 @@
         <w:t xml:space="preserve">①  </w:t>
       </w:r>
       <w:r>
-        <w:t>当前搜索范围内未发现2026年4月28日后发布的数字领域政策，可能处于政策发布空窗期。</w:t>
+        <w:t>智能体规范应用成为AI治理新重点，三部门联合发文强调安全与创新并重。</w:t>
       </w:r>
     </w:p>
     <w:p>
@@ -87,7 +287,7 @@
         <w:t xml:space="preserve">②  </w:t>
       </w:r>
       <w:r>
-        <w:t>近期无新增算力基础设施或东数西算相关文件，现有政策执行或进入常态化阶段。</w:t>
+        <w:t>数据要素市场化配置改革加速，国家数据局推动统一数据产权登记制度。</w:t>
       </w:r>
     </w:p>
     <w:p>
@@ -99,7 +299,7 @@
         <w:t xml:space="preserve">③  </w:t>
       </w:r>
       <w:r>
-        <w:t>人工智能大模型与生成式AI监管领域未见新规，行业或延续既有备案与安全评估要求。</w:t>
+        <w:t>地方数据出境负面清单制度逐步落地，北京、上海等地率先实施。</w:t>
       </w:r>
     </w:p>
     <w:p>
@@ -111,7 +311,7 @@
         <w:t xml:space="preserve">④  </w:t>
       </w:r>
       <w:r>
-        <w:t>数据要素与数据安全领域无新政策发布，数据资产化进程可能依赖现有制度框架推进。</w:t>
+        <w:t>生成式AI备案常态化，网信办按月公告备案信息，监管透明度提升。</w:t>
       </w:r>
     </w:p>
     <w:p>
@@ -123,7 +323,7 @@
         <w:t xml:space="preserve">⑤  </w:t>
       </w:r>
       <w:r>
-        <w:t>算法治理方面未出台新备案或管理规定，算法推荐服务治理保持现有合规节奏。</w:t>
+        <w:t>算力基础设施立法保障加强，天津等地将算力建设写入地方信息化条例。</w:t>
       </w:r>
     </w:p>
     <w:p>
@@ -135,7 +335,7 @@
         <w:t xml:space="preserve">⑥  </w:t>
       </w:r>
       <w:r>
-        <w:t>网络安全与数字政府领域无新通知，等级保护与政务数据共享工作按既有体系运行。</w:t>
+        <w:t>人工智能终端分级标准出台，推动AI产品标准化与产业规范化发展。</w:t>
       </w:r>
     </w:p>
     <w:p/>

--- a/reports/report-2026-05-28.docx
+++ b/reports/report-2026-05-28.docx
@@ -40,6 +40,46 @@
         <w:t>一、过去 24 小时关键政策</w:t>
       </w:r>
     </w:p>
+    <w:p>
+      <w:r>
+        <w:rPr>
+          <w:b/>
+          <w:sz w:val="24"/>
+        </w:rPr>
+        <w:t>《《2026年数字经济发展工作要点》印发》</w:t>
+      </w:r>
+    </w:p>
+    <w:p>
+      <w:r>
+        <w:rPr>
+          <w:color w:val="646464"/>
+          <w:sz w:val="20"/>
+        </w:rPr>
+        <w:t>文　　号：暂无</w:t>
+        <w:br/>
+        <w:t>发文机关：国家数据局</w:t>
+        <w:br/>
+        <w:t>发文日期：2026-05-20</w:t>
+        <w:br/>
+        <w:t>原文链接：http://finance.people.com.cn/n1/2026/0521/c1004-40724157.html</w:t>
+      </w:r>
+    </w:p>
+    <w:p>
+      <w:pPr>
+        <w:ind w:left="240"/>
+      </w:pPr>
+      <w:r>
+        <w:t>部署8方面重点任务，加快数据产权登记，筑牢数字基础设施底座。</w:t>
+      </w:r>
+    </w:p>
+    <w:p>
+      <w:pPr>
+        <w:spacing w:before="0" w:after="80"/>
+        <w:pBdr>
+          <w:bottom w:val="single" w:sz="4" w:space="1" w:color="DDDDDD"/>
+        </w:pBdr>
+      </w:pPr>
+    </w:p>
     <w:p/>
     <w:p>
       <w:pPr>
@@ -53,6 +93,244 @@
         <w:t>二、过去一个月主要政策动向</w:t>
       </w:r>
     </w:p>
+    <w:p>
+      <w:r>
+        <w:rPr>
+          <w:b/>
+          <w:sz w:val="24"/>
+        </w:rPr>
+        <w:t>《《智能体规范应用与创新发展实施意见》》</w:t>
+      </w:r>
+    </w:p>
+    <w:p>
+      <w:r>
+        <w:rPr>
+          <w:color w:val="646464"/>
+          <w:sz w:val="20"/>
+        </w:rPr>
+        <w:t>文　　号：暂无</w:t>
+        <w:br/>
+        <w:t>发文机关：国家网信办、国家发展改革委、工业和信息化部</w:t>
+        <w:br/>
+        <w:t>发文日期：2026-05-08</w:t>
+      </w:r>
+    </w:p>
+    <w:p>
+      <w:pPr>
+        <w:ind w:left="240"/>
+      </w:pPr>
+      <w:r>
+        <w:t>明确智能体发展要坚持安全与发展并重，推动人工智能+行动。</w:t>
+      </w:r>
+    </w:p>
+    <w:p>
+      <w:pPr>
+        <w:spacing w:before="0" w:after="80"/>
+        <w:pBdr>
+          <w:bottom w:val="single" w:sz="4" w:space="1" w:color="DDDDDD"/>
+        </w:pBdr>
+      </w:pPr>
+    </w:p>
+    <w:p>
+      <w:r>
+        <w:rPr>
+          <w:b/>
+          <w:sz w:val="24"/>
+        </w:rPr>
+        <w:t>《《人工智能终端智能化分级》系列国家标准发布》</w:t>
+      </w:r>
+    </w:p>
+    <w:p>
+      <w:r>
+        <w:rPr>
+          <w:color w:val="646464"/>
+          <w:sz w:val="20"/>
+        </w:rPr>
+        <w:t>文　　号：暂无</w:t>
+        <w:br/>
+        <w:t>发文机关：工业和信息化部</w:t>
+        <w:br/>
+        <w:t>发文日期：2026-05-08</w:t>
+        <w:br/>
+        <w:t>原文链接：https://www.miit.gov.cn/xbymdz/xwfb/gxdt/</w:t>
+      </w:r>
+    </w:p>
+    <w:p>
+      <w:pPr>
+        <w:ind w:left="240"/>
+      </w:pPr>
+      <w:r>
+        <w:t>发布人工智能终端智能化分级系列国家标准，推动终端产业规范化。</w:t>
+      </w:r>
+    </w:p>
+    <w:p>
+      <w:pPr>
+        <w:spacing w:before="0" w:after="80"/>
+        <w:pBdr>
+          <w:bottom w:val="single" w:sz="4" w:space="1" w:color="DDDDDD"/>
+        </w:pBdr>
+      </w:pPr>
+    </w:p>
+    <w:p>
+      <w:r>
+        <w:rPr>
+          <w:b/>
+          <w:sz w:val="24"/>
+        </w:rPr>
+        <w:t>《生成式人工智能服务已备案信息公告（2026年3月至4月）》</w:t>
+      </w:r>
+    </w:p>
+    <w:p>
+      <w:r>
+        <w:rPr>
+          <w:color w:val="646464"/>
+          <w:sz w:val="20"/>
+        </w:rPr>
+        <w:t>文　　号：暂无</w:t>
+        <w:br/>
+        <w:t>发文机关：国家互联网信息办公室</w:t>
+        <w:br/>
+        <w:t>发文日期：2026-05-13</w:t>
+        <w:br/>
+        <w:t>原文链接：https://www.cac.gov.cn/wxzw/wxfb/A093702index_1.htm</w:t>
+      </w:r>
+    </w:p>
+    <w:p>
+      <w:pPr>
+        <w:ind w:left="240"/>
+      </w:pPr>
+      <w:r>
+        <w:t>公布2026年3-4月生成式AI服务备案信息，加强合规管理。</w:t>
+      </w:r>
+    </w:p>
+    <w:p>
+      <w:pPr>
+        <w:spacing w:before="0" w:after="80"/>
+        <w:pBdr>
+          <w:bottom w:val="single" w:sz="4" w:space="1" w:color="DDDDDD"/>
+        </w:pBdr>
+      </w:pPr>
+    </w:p>
+    <w:p>
+      <w:r>
+        <w:rPr>
+          <w:b/>
+          <w:sz w:val="24"/>
+        </w:rPr>
+        <w:t>《中国（北京）自由贸易试验区数据出境负面清单及管理办法》</w:t>
+      </w:r>
+    </w:p>
+    <w:p>
+      <w:r>
+        <w:rPr>
+          <w:color w:val="646464"/>
+          <w:sz w:val="20"/>
+        </w:rPr>
+        <w:t>文　　号：暂无</w:t>
+        <w:br/>
+        <w:t>发文机关：北京市互联网信息办公室等三部门</w:t>
+        <w:br/>
+        <w:t>发文日期：2026-05-18</w:t>
+        <w:br/>
+        <w:t>原文链接：https://www.cac.gov.cn/wxzw/A0937index_1.htm</w:t>
+      </w:r>
+    </w:p>
+    <w:p>
+      <w:pPr>
+        <w:ind w:left="240"/>
+      </w:pPr>
+      <w:r>
+        <w:t>明确数据出境负面清单，规范自贸区数据跨境流动管理。</w:t>
+      </w:r>
+    </w:p>
+    <w:p>
+      <w:pPr>
+        <w:spacing w:before="0" w:after="80"/>
+        <w:pBdr>
+          <w:bottom w:val="single" w:sz="4" w:space="1" w:color="DDDDDD"/>
+        </w:pBdr>
+      </w:pPr>
+    </w:p>
+    <w:p>
+      <w:r>
+        <w:rPr>
+          <w:b/>
+          <w:sz w:val="24"/>
+        </w:rPr>
+        <w:t>《2026年“数据要素×”大赛通知》</w:t>
+      </w:r>
+    </w:p>
+    <w:p>
+      <w:r>
+        <w:rPr>
+          <w:color w:val="646464"/>
+          <w:sz w:val="20"/>
+        </w:rPr>
+        <w:t>文　　号：暂无</w:t>
+        <w:br/>
+        <w:t>发文机关：国家数据局、中央网信办等20部门</w:t>
+        <w:br/>
+        <w:t>发文日期：2026-04-29</w:t>
+        <w:br/>
+        <w:t>原文链接：http://jst.sc.gov.cn/scjst/c101448/2026/4/29/0caad5e7f67843398f9101b8ee2493c7.shtml</w:t>
+      </w:r>
+    </w:p>
+    <w:p>
+      <w:pPr>
+        <w:ind w:left="240"/>
+      </w:pPr>
+      <w:r>
+        <w:t>主题“数据赋能 乘数而上”，设置多行业赛道，推动数据要素应用。</w:t>
+      </w:r>
+    </w:p>
+    <w:p>
+      <w:pPr>
+        <w:spacing w:before="0" w:after="80"/>
+        <w:pBdr>
+          <w:bottom w:val="single" w:sz="4" w:space="1" w:color="DDDDDD"/>
+        </w:pBdr>
+      </w:pPr>
+    </w:p>
+    <w:p>
+      <w:r>
+        <w:rPr>
+          <w:b/>
+          <w:sz w:val="24"/>
+        </w:rPr>
+        <w:t>《《天津市网络安全和信息化条例》自2026年5月1日起施行》</w:t>
+      </w:r>
+    </w:p>
+    <w:p>
+      <w:r>
+        <w:rPr>
+          <w:color w:val="646464"/>
+          <w:sz w:val="20"/>
+        </w:rPr>
+        <w:t>文　　号：暂无</w:t>
+        <w:br/>
+        <w:t>发文机关：天津市人民政府</w:t>
+        <w:br/>
+        <w:t>发文日期：2026-04-28</w:t>
+        <w:br/>
+        <w:t>原文链接：https://sasac.tj.gov.cn/ZWGK1142/zcwj/sjwj/202605/t20260506_7293990.html</w:t>
+      </w:r>
+    </w:p>
+    <w:p>
+      <w:pPr>
+        <w:ind w:left="240"/>
+      </w:pPr>
+      <w:r>
+        <w:t>完善算力基础设施，支持工业互联网、人工智能等融合创新基础设施建设。</w:t>
+      </w:r>
+    </w:p>
+    <w:p>
+      <w:pPr>
+        <w:spacing w:before="0" w:after="80"/>
+        <w:pBdr>
+          <w:bottom w:val="single" w:sz="4" w:space="1" w:color="DDDDDD"/>
+        </w:pBdr>
+      </w:pPr>
+    </w:p>
     <w:p/>
     <w:p>
       <w:pPr>
@@ -63,7 +341,98 @@
           <w:color w:val="5B6DE4"/>
           <w:sz w:val="28"/>
         </w:rPr>
-        <w:t>三、未来趋势判断</w:t>
+        <w:t>三、今年以来主要政策</w:t>
+      </w:r>
+    </w:p>
+    <w:p>
+      <w:r>
+        <w:rPr>
+          <w:b/>
+          <w:sz w:val="24"/>
+        </w:rPr>
+        <w:t>《关于加快招标投标领域人工智能推广应用的实施意见》</w:t>
+      </w:r>
+    </w:p>
+    <w:p>
+      <w:r>
+        <w:rPr>
+          <w:color w:val="646464"/>
+          <w:sz w:val="20"/>
+        </w:rPr>
+        <w:t>文　　号：发改法规〔2026〕...</w:t>
+        <w:br/>
+        <w:t>发文机关：国家发展改革委</w:t>
+        <w:br/>
+        <w:t>发文日期：2026-03-11</w:t>
+        <w:br/>
+        <w:t>原文链接：https://jxszwsjb.jiaxing.gov.cn/col/col1229744068/art/2026/art_edd699aac0c44c5c8f75aa77b742f9c0.html</w:t>
+      </w:r>
+    </w:p>
+    <w:p>
+      <w:pPr>
+        <w:ind w:left="240"/>
+      </w:pPr>
+      <w:r>
+        <w:t>推动AI在招标投标领域应用，协调数据和算力需求。</w:t>
+      </w:r>
+    </w:p>
+    <w:p>
+      <w:pPr>
+        <w:spacing w:before="0" w:after="80"/>
+        <w:pBdr>
+          <w:bottom w:val="single" w:sz="4" w:space="1" w:color="DDDDDD"/>
+        </w:pBdr>
+      </w:pPr>
+    </w:p>
+    <w:p>
+      <w:r>
+        <w:rPr>
+          <w:b/>
+          <w:sz w:val="24"/>
+        </w:rPr>
+        <w:t>《全国网络安全标准化技术委员会2026年工作要点》</w:t>
+      </w:r>
+    </w:p>
+    <w:p>
+      <w:r>
+        <w:rPr>
+          <w:color w:val="646464"/>
+          <w:sz w:val="20"/>
+        </w:rPr>
+        <w:t>文　　号：暂无</w:t>
+        <w:br/>
+        <w:t>发文机关：全国网络安全标准化技术委员会</w:t>
+        <w:br/>
+        <w:t>发文日期：2026-01-01</w:t>
+      </w:r>
+    </w:p>
+    <w:p>
+      <w:pPr>
+        <w:ind w:left="240"/>
+      </w:pPr>
+      <w:r>
+        <w:t>落实网络安全法、数据安全法，推进网络安全标准化工作。</w:t>
+      </w:r>
+    </w:p>
+    <w:p>
+      <w:pPr>
+        <w:spacing w:before="0" w:after="80"/>
+        <w:pBdr>
+          <w:bottom w:val="single" w:sz="4" w:space="1" w:color="DDDDDD"/>
+        </w:pBdr>
+      </w:pPr>
+    </w:p>
+    <w:p/>
+    <w:p>
+      <w:pPr>
+        <w:pStyle w:val="Heading1"/>
+      </w:pPr>
+      <w:r>
+        <w:rPr>
+          <w:color w:val="5B6DE4"/>
+          <w:sz w:val="28"/>
+        </w:rPr>
+        <w:t>四、未来趋势判断</w:t>
       </w:r>
     </w:p>
     <w:p>
@@ -75,7 +444,7 @@
         <w:t xml:space="preserve">①  </w:t>
       </w:r>
       <w:r>
-        <w:t>当前搜索范围内未发现2026年4月28日后发布的数字领域政策，可能处于政策发布空窗期。</w:t>
+        <w:t>中国加速推进数据要素市场化，2026年数字经济发展工作要点强调数据产权登记与公共数据授权运营。</w:t>
       </w:r>
     </w:p>
     <w:p>
@@ -87,7 +456,7 @@
         <w:t xml:space="preserve">②  </w:t>
       </w:r>
       <w:r>
-        <w:t>近期无新增算力基础设施或东数西算相关文件，现有政策执行或进入常态化阶段。</w:t>
+        <w:t>智能体与生成式AI监管趋严，三部门联合印发《智能体规范应用与创新发展实施意见》，强调安全与发展并重。</w:t>
       </w:r>
     </w:p>
     <w:p>
@@ -99,7 +468,7 @@
         <w:t xml:space="preserve">③  </w:t>
       </w:r>
       <w:r>
-        <w:t>人工智能大模型与生成式AI监管领域未见新规，行业或延续既有备案与安全评估要求。</w:t>
+        <w:t>数据跨境流动管理细化，北京、上海等地出台自贸区数据出境负面清单，推动合规便利化。</w:t>
       </w:r>
     </w:p>
     <w:p>
@@ -111,7 +480,7 @@
         <w:t xml:space="preserve">④  </w:t>
       </w:r>
       <w:r>
-        <w:t>数据要素与数据安全领域无新政策发布，数据资产化进程可能依赖现有制度框架推进。</w:t>
+        <w:t>地方立法先行，天津出台网络安全和信息化条例，将算力基础设施纳入法治轨道。</w:t>
       </w:r>
     </w:p>
     <w:p>
@@ -123,7 +492,7 @@
         <w:t xml:space="preserve">⑤  </w:t>
       </w:r>
       <w:r>
-        <w:t>算法治理方面未出台新备案或管理规定，算法推荐服务治理保持现有合规节奏。</w:t>
+        <w:t>国际方面，欧盟AI法案持续落地，日本数字厅推进AI政策，中国在AI治理与数据安全领域与国际同步加强规范。</w:t>
       </w:r>
     </w:p>
     <w:p>
@@ -135,7 +504,7 @@
         <w:t xml:space="preserve">⑥  </w:t>
       </w:r>
       <w:r>
-        <w:t>网络安全与数字政府领域无新通知，等级保护与政务数据共享工作按既有体系运行。</w:t>
+        <w:t>工业互联网与数字化转型深入推进，制造业数字化转型工作方案及数字园区建设指南陆续发布，赋能实体经济。</w:t>
       </w:r>
     </w:p>
     <w:p/>

--- a/reports/report-2026-05-28.docx
+++ b/reports/report-2026-05-28.docx
@@ -69,7 +69,7 @@
         <w:ind w:left="240"/>
       </w:pPr>
       <w:r>
-        <w:t>部署8方面重点任务，加快数据产权登记，筑牢数字基础设施底座。</w:t>
+        <w:t>部署8方面重点任务，包括数据要素市场化、数字基础设施等。</w:t>
       </w:r>
     </w:p>
     <w:p>
@@ -92,44 +92,6 @@
         </w:rPr>
         <w:t>二、过去一个月主要政策动向</w:t>
       </w:r>
-    </w:p>
-    <w:p>
-      <w:r>
-        <w:rPr>
-          <w:b/>
-          <w:sz w:val="24"/>
-        </w:rPr>
-        <w:t>《《智能体规范应用与创新发展实施意见》》</w:t>
-      </w:r>
-    </w:p>
-    <w:p>
-      <w:r>
-        <w:rPr>
-          <w:color w:val="646464"/>
-          <w:sz w:val="20"/>
-        </w:rPr>
-        <w:t>文　　号：暂无</w:t>
-        <w:br/>
-        <w:t>发文机关：国家网信办、国家发展改革委、工业和信息化部</w:t>
-        <w:br/>
-        <w:t>发文日期：2026-05-08</w:t>
-      </w:r>
-    </w:p>
-    <w:p>
-      <w:pPr>
-        <w:ind w:left="240"/>
-      </w:pPr>
-      <w:r>
-        <w:t>明确智能体发展要坚持安全与发展并重，推动人工智能+行动。</w:t>
-      </w:r>
-    </w:p>
-    <w:p>
-      <w:pPr>
-        <w:spacing w:before="0" w:after="80"/>
-        <w:pBdr>
-          <w:bottom w:val="single" w:sz="4" w:space="1" w:color="DDDDDD"/>
-        </w:pBdr>
-      </w:pPr>
     </w:p>
     <w:p>
       <w:r>
@@ -160,7 +122,7 @@
         <w:ind w:left="240"/>
       </w:pPr>
       <w:r>
-        <w:t>发布人工智能终端智能化分级系列国家标准，推动终端产业规范化。</w:t>
+        <w:t>发布人工智能终端智能化分级系列国家标准。</w:t>
       </w:r>
     </w:p>
     <w:p>
@@ -177,87 +139,7 @@
           <w:b/>
           <w:sz w:val="24"/>
         </w:rPr>
-        <w:t>《生成式人工智能服务已备案信息公告（2026年3月至4月）》</w:t>
-      </w:r>
-    </w:p>
-    <w:p>
-      <w:r>
-        <w:rPr>
-          <w:color w:val="646464"/>
-          <w:sz w:val="20"/>
-        </w:rPr>
-        <w:t>文　　号：暂无</w:t>
-        <w:br/>
-        <w:t>发文机关：国家互联网信息办公室</w:t>
-        <w:br/>
-        <w:t>发文日期：2026-05-13</w:t>
-        <w:br/>
-        <w:t>原文链接：https://www.cac.gov.cn/wxzw/wxfb/A093702index_1.htm</w:t>
-      </w:r>
-    </w:p>
-    <w:p>
-      <w:pPr>
-        <w:ind w:left="240"/>
-      </w:pPr>
-      <w:r>
-        <w:t>公布2026年3-4月生成式AI服务备案信息，加强合规管理。</w:t>
-      </w:r>
-    </w:p>
-    <w:p>
-      <w:pPr>
-        <w:spacing w:before="0" w:after="80"/>
-        <w:pBdr>
-          <w:bottom w:val="single" w:sz="4" w:space="1" w:color="DDDDDD"/>
-        </w:pBdr>
-      </w:pPr>
-    </w:p>
-    <w:p>
-      <w:r>
-        <w:rPr>
-          <w:b/>
-          <w:sz w:val="24"/>
-        </w:rPr>
-        <w:t>《中国（北京）自由贸易试验区数据出境负面清单及管理办法》</w:t>
-      </w:r>
-    </w:p>
-    <w:p>
-      <w:r>
-        <w:rPr>
-          <w:color w:val="646464"/>
-          <w:sz w:val="20"/>
-        </w:rPr>
-        <w:t>文　　号：暂无</w:t>
-        <w:br/>
-        <w:t>发文机关：北京市互联网信息办公室等三部门</w:t>
-        <w:br/>
-        <w:t>发文日期：2026-05-18</w:t>
-        <w:br/>
-        <w:t>原文链接：https://www.cac.gov.cn/wxzw/A0937index_1.htm</w:t>
-      </w:r>
-    </w:p>
-    <w:p>
-      <w:pPr>
-        <w:ind w:left="240"/>
-      </w:pPr>
-      <w:r>
-        <w:t>明确数据出境负面清单，规范自贸区数据跨境流动管理。</w:t>
-      </w:r>
-    </w:p>
-    <w:p>
-      <w:pPr>
-        <w:spacing w:before="0" w:after="80"/>
-        <w:pBdr>
-          <w:bottom w:val="single" w:sz="4" w:space="1" w:color="DDDDDD"/>
-        </w:pBdr>
-      </w:pPr>
-    </w:p>
-    <w:p>
-      <w:r>
-        <w:rPr>
-          <w:b/>
-          <w:sz w:val="24"/>
-        </w:rPr>
-        <w:t>《2026年“数据要素×”大赛通知》</w:t>
+        <w:t>《2026年“数据要素×”大赛通知发布》</w:t>
       </w:r>
     </w:p>
     <w:p>
@@ -271,8 +153,6 @@
         <w:t>发文机关：国家数据局、中央网信办等20部门</w:t>
         <w:br/>
         <w:t>发文日期：2026-04-29</w:t>
-        <w:br/>
-        <w:t>原文链接：http://jst.sc.gov.cn/scjst/c101448/2026/4/29/0caad5e7f67843398f9101b8ee2493c7.shtml</w:t>
       </w:r>
     </w:p>
     <w:p>
@@ -280,7 +160,7 @@
         <w:ind w:left="240"/>
       </w:pPr>
       <w:r>
-        <w:t>主题“数据赋能 乘数而上”，设置多行业赛道，推动数据要素应用。</w:t>
+        <w:t>主题“数据赋能 乘数而上”，设工业制造等多赛道。</w:t>
       </w:r>
     </w:p>
     <w:p>
@@ -320,7 +200,7 @@
         <w:ind w:left="240"/>
       </w:pPr>
       <w:r>
-        <w:t>完善算力基础设施，支持工业互联网、人工智能等融合创新基础设施建设。</w:t>
+        <w:t>规定算力基础设施、工业互联网等建设，促进网信发展。</w:t>
       </w:r>
     </w:p>
     <w:p>
@@ -350,7 +230,7 @@
           <w:b/>
           <w:sz w:val="24"/>
         </w:rPr>
-        <w:t>《关于加快招标投标领域人工智能推广应用的实施意见》</w:t>
+        <w:t>《《关于加快招标投标领域人工智能推广应用的实施意见》》</w:t>
       </w:r>
     </w:p>
     <w:p>
@@ -359,13 +239,11 @@
           <w:color w:val="646464"/>
           <w:sz w:val="20"/>
         </w:rPr>
-        <w:t>文　　号：发改法规〔2026〕...</w:t>
+        <w:t>文　　号：发改法规〔2026〕</w:t>
         <w:br/>
         <w:t>发文机关：国家发展改革委</w:t>
         <w:br/>
         <w:t>发文日期：2026-03-11</w:t>
-        <w:br/>
-        <w:t>原文链接：https://jxszwsjb.jiaxing.gov.cn/col/col1229744068/art/2026/art_edd699aac0c44c5c8f75aa77b742f9c0.html</w:t>
       </w:r>
     </w:p>
     <w:p>
@@ -374,44 +252,6 @@
       </w:pPr>
       <w:r>
         <w:t>推动AI在招标投标领域应用，协调数据和算力需求。</w:t>
-      </w:r>
-    </w:p>
-    <w:p>
-      <w:pPr>
-        <w:spacing w:before="0" w:after="80"/>
-        <w:pBdr>
-          <w:bottom w:val="single" w:sz="4" w:space="1" w:color="DDDDDD"/>
-        </w:pBdr>
-      </w:pPr>
-    </w:p>
-    <w:p>
-      <w:r>
-        <w:rPr>
-          <w:b/>
-          <w:sz w:val="24"/>
-        </w:rPr>
-        <w:t>《全国网络安全标准化技术委员会2026年工作要点》</w:t>
-      </w:r>
-    </w:p>
-    <w:p>
-      <w:r>
-        <w:rPr>
-          <w:color w:val="646464"/>
-          <w:sz w:val="20"/>
-        </w:rPr>
-        <w:t>文　　号：暂无</w:t>
-        <w:br/>
-        <w:t>发文机关：全国网络安全标准化技术委员会</w:t>
-        <w:br/>
-        <w:t>发文日期：2026-01-01</w:t>
-      </w:r>
-    </w:p>
-    <w:p>
-      <w:pPr>
-        <w:ind w:left="240"/>
-      </w:pPr>
-      <w:r>
-        <w:t>落实网络安全法、数据安全法，推进网络安全标准化工作。</w:t>
       </w:r>
     </w:p>
     <w:p>
@@ -444,7 +284,7 @@
         <w:t xml:space="preserve">①  </w:t>
       </w:r>
       <w:r>
-        <w:t>中国加速推进数据要素市场化，2026年数字经济发展工作要点强调数据产权登记与公共数据授权运营。</w:t>
+        <w:t>中国加速数据要素市场化，国家数据局印发工作要点，推动数据产权登记与公共数据授权运营。</w:t>
       </w:r>
     </w:p>
     <w:p>
@@ -456,7 +296,7 @@
         <w:t xml:space="preserve">②  </w:t>
       </w:r>
       <w:r>
-        <w:t>智能体与生成式AI监管趋严，三部门联合印发《智能体规范应用与创新发展实施意见》，强调安全与发展并重。</w:t>
+        <w:t>智能体与AI终端分级标准出台，中国在AI治理领域细化规范，强调安全与发展并重。</w:t>
       </w:r>
     </w:p>
     <w:p>
@@ -468,7 +308,7 @@
         <w:t xml:space="preserve">③  </w:t>
       </w:r>
       <w:r>
-        <w:t>数据跨境流动管理细化，北京、上海等地出台自贸区数据出境负面清单，推动合规便利化。</w:t>
+        <w:t>数据跨境管理持续完善，北京、上海等地发布自贸区数据出境负面清单，平衡开放与安全。</w:t>
       </w:r>
     </w:p>
     <w:p>
@@ -480,7 +320,7 @@
         <w:t xml:space="preserve">④  </w:t>
       </w:r>
       <w:r>
-        <w:t>地方立法先行，天津出台网络安全和信息化条例，将算力基础设施纳入法治轨道。</w:t>
+        <w:t>算力基础设施立法提速，天津等地明确算力、工业互联网建设要求，支撑数字经济发展。</w:t>
       </w:r>
     </w:p>
     <w:p>
@@ -492,7 +332,7 @@
         <w:t xml:space="preserve">⑤  </w:t>
       </w:r>
       <w:r>
-        <w:t>国际方面，欧盟AI法案持续落地，日本数字厅推进AI政策，中国在AI治理与数据安全领域与国际同步加强规范。</w:t>
+        <w:t>国际方面，欧盟AI法案与数据治理框架持续推进，中国在AI监管与数据安全领域与国际互动加强。</w:t>
       </w:r>
     </w:p>
     <w:p>
@@ -504,7 +344,7 @@
         <w:t xml:space="preserve">⑥  </w:t>
       </w:r>
       <w:r>
-        <w:t>工业互联网与数字化转型深入推进，制造业数字化转型工作方案及数字园区建设指南陆续发布，赋能实体经济。</w:t>
+        <w:t>数据要素×大赛启动，多部门联合推动数据在多行业应用，激发数据价值释放。</w:t>
       </w:r>
     </w:p>
     <w:p/>
